--- a/cgs_ai/README.docx
+++ b/cgs_ai/README.docx
@@ -4011,7 +4011,19 @@
               <w:spacing w:after="40"/>
             </w:pPr>
             <w:r>
-              <w:t xml:space="preserve">corporate (default), plain or minimal.</w:t>
+              <w:t xml:space="preserve">corporate (default), corporatev2, plain or</w:t>
+            </w:r>
+            <w:r>
+              <w:br/>
+            </w:r>
+            <w:r>
+              <w:t xml:space="preserve">                          minimal. corporate and corporatev2 render the</w:t>
+            </w:r>
+            <w:r>
+              <w:br/>
+            </w:r>
+            <w:r>
+              <w:t xml:space="preserve">                          same navy/blue/zebra look.</w:t>
             </w:r>
           </w:p>
         </w:tc>
